--- a/AiTranskipering To deploy the application to IIS.docx
+++ b/AiTranskipering To deploy the application to IIS.docx
@@ -1,6 +1,6 @@
 
 <file path=word/document.xml><?xml version="1.0" encoding="utf-8"?>
-<w:document xmlns:wpc="http://schemas.microsoft.com/office/word/2010/wordprocessingCanvas" xmlns:cx="http://schemas.microsoft.com/office/drawing/2014/chartex" xmlns:cx1="http://schemas.microsoft.com/office/drawing/2015/9/8/chartex" xmlns:cx2="http://schemas.microsoft.com/office/drawing/2015/10/21/chartex" xmlns:cx3="http://schemas.microsoft.com/office/drawing/2016/5/9/chartex" xmlns:cx4="http://schemas.microsoft.com/office/drawing/2016/5/10/chartex" xmlns:cx5="http://schemas.microsoft.com/office/drawing/2016/5/11/chartex" xmlns:cx6="http://schemas.microsoft.com/office/drawing/2016/5/12/chartex" xmlns:cx7="http://schemas.microsoft.com/office/drawing/2016/5/13/chartex" xmlns:cx8="http://schemas.microsoft.com/office/drawing/2016/5/14/chartex" xmlns:mc="http://schemas.openxmlformats.org/markup-compatibility/2006" xmlns:aink="http://schemas.microsoft.com/office/drawing/2016/ink" xmlns:am3d="http://schemas.microsoft.com/office/drawing/2017/model3d" xmlns:o="urn:schemas-microsoft-com:office:office" xmlns:oel="http://schemas.microsoft.com/office/2019/extlst" xmlns:r="http://schemas.openxmlformats.org/officeDocument/2006/relationships" xmlns:m="http://schemas.openxmlformats.org/officeDocument/2006/math" xmlns:v="urn:schemas-microsoft-com:vml" xmlns:wp14="http://schemas.microsoft.com/office/word/2010/wordprocessingDrawing" xmlns:wp="http://schemas.openxmlformats.org/drawingml/2006/wordprocessingDrawing" xmlns:w10="urn:schemas-microsoft-com:office:word" xmlns:w="http://schemas.openxmlformats.org/wordprocessingml/2006/main" xmlns:w14="http://schemas.microsoft.com/office/word/2010/wordml" xmlns:w15="http://schemas.microsoft.com/office/word/2012/wordml" xmlns:w16cex="http://schemas.microsoft.com/office/word/2018/wordml/cex" xmlns:w16cid="http://schemas.microsoft.com/office/word/2016/wordml/cid" xmlns:w16="http://schemas.microsoft.com/office/word/2018/wordml" xmlns:w16du="http://schemas.microsoft.com/office/word/2023/wordml/word16du" xmlns:w16sdtdh="http://schemas.microsoft.com/office/word/2020/wordml/sdtdatahash" xmlns:w16se="http://schemas.microsoft.com/office/word/2015/wordml/symex" xmlns:wpg="http://schemas.microsoft.com/office/word/2010/wordprocessingGroup" xmlns:wpi="http://schemas.microsoft.com/office/word/2010/wordprocessingInk" xmlns:wne="http://schemas.microsoft.com/office/word/2006/wordml" xmlns:wps="http://schemas.microsoft.com/office/word/2010/wordprocessingShape" mc:Ignorable="w14 w15 w16se w16cid w16 w16cex w16sdtdh w16du wp14">
+<w:document xmlns:wpc="http://schemas.microsoft.com/office/word/2010/wordprocessingCanvas" xmlns:cx="http://schemas.microsoft.com/office/drawing/2014/chartex" xmlns:cx1="http://schemas.microsoft.com/office/drawing/2015/9/8/chartex" xmlns:cx2="http://schemas.microsoft.com/office/drawing/2015/10/21/chartex" xmlns:cx3="http://schemas.microsoft.com/office/drawing/2016/5/9/chartex" xmlns:cx4="http://schemas.microsoft.com/office/drawing/2016/5/10/chartex" xmlns:cx5="http://schemas.microsoft.com/office/drawing/2016/5/11/chartex" xmlns:cx6="http://schemas.microsoft.com/office/drawing/2016/5/12/chartex" xmlns:cx7="http://schemas.microsoft.com/office/drawing/2016/5/13/chartex" xmlns:cx8="http://schemas.microsoft.com/office/drawing/2016/5/14/chartex" xmlns:mc="http://schemas.openxmlformats.org/markup-compatibility/2006" xmlns:aink="http://schemas.microsoft.com/office/drawing/2016/ink" xmlns:am3d="http://schemas.microsoft.com/office/drawing/2017/model3d" xmlns:o="urn:schemas-microsoft-com:office:office" xmlns:oel="http://schemas.microsoft.com/office/2019/extlst" xmlns:r="http://schemas.openxmlformats.org/officeDocument/2006/relationships" xmlns:m="http://schemas.openxmlformats.org/officeDocument/2006/math" xmlns:v="urn:schemas-microsoft-com:vml" xmlns:wp14="http://schemas.microsoft.com/office/word/2010/wordprocessingDrawing" xmlns:wp="http://schemas.openxmlformats.org/drawingml/2006/wordprocessingDrawing" xmlns:w10="urn:schemas-microsoft-com:office:word" xmlns:w="http://schemas.openxmlformats.org/wordprocessingml/2006/main" xmlns:w14="http://schemas.microsoft.com/office/word/2010/wordml" xmlns:w15="http://schemas.microsoft.com/office/word/2012/wordml" xmlns:w16cex="http://schemas.microsoft.com/office/word/2018/wordml/cex" xmlns:w16cid="http://schemas.microsoft.com/office/word/2016/wordml/cid" xmlns:w16="http://schemas.microsoft.com/office/word/2018/wordml" xmlns:w16du="http://schemas.microsoft.com/office/word/2023/wordml/word16du" xmlns:w16sdtdh="http://schemas.microsoft.com/office/word/2020/wordml/sdtdatahash" xmlns:w16sdtfl="http://schemas.microsoft.com/office/word/2024/wordml/sdtformatlock" xmlns:w16se="http://schemas.microsoft.com/office/word/2015/wordml/symex" xmlns:wpg="http://schemas.microsoft.com/office/word/2010/wordprocessingGroup" xmlns:wpi="http://schemas.microsoft.com/office/word/2010/wordprocessingInk" xmlns:wne="http://schemas.microsoft.com/office/word/2006/wordml" xmlns:wps="http://schemas.microsoft.com/office/word/2010/wordprocessingShape" mc:Ignorable="w14 w15 w16se w16cid w16 w16cex w16sdtdh w16sdtfl w16du wp14">
   <w:body>
     <w:p>
       <w:pPr>
@@ -78,6 +78,7 @@
         <w:t xml:space="preserve"> run </w:t>
       </w:r>
       <w:proofErr w:type="spellStart"/>
+      <w:proofErr w:type="gramStart"/>
       <w:r>
         <w:rPr>
           <w:rFonts w:ascii="Courier New" w:eastAsia="Times New Roman" w:hAnsi="Courier New" w:cs="Courier New"/>
@@ -90,6 +91,7 @@
         <w:t>build:iis</w:t>
       </w:r>
       <w:proofErr w:type="spellEnd"/>
+      <w:proofErr w:type="gramEnd"/>
       <w:r>
         <w:rPr>
           <w:rFonts w:ascii="Segoe UI" w:eastAsia="Times New Roman" w:hAnsi="Segoe UI" w:cs="Segoe UI"/>
@@ -317,7 +319,31 @@
           <w:lang w:val="en-US" w:eastAsia="da-DK"/>
           <w14:ligatures w14:val="none"/>
         </w:rPr>
-        <w:t>Ensure that the application pool for the backend is set to "No Managed Code".</w:t>
+        <w:t xml:space="preserve">Ensure that the application pool for the backend is set to </w:t>
+      </w:r>
+      <w:proofErr w:type="gramStart"/>
+      <w:r>
+        <w:rPr>
+          <w:rFonts w:ascii="Segoe UI" w:eastAsia="Times New Roman" w:hAnsi="Segoe UI" w:cs="Segoe UI"/>
+          <w:kern w:val="0"/>
+          <w:sz w:val="20"/>
+          <w:szCs w:val="20"/>
+          <w:lang w:val="en-US" w:eastAsia="da-DK"/>
+          <w14:ligatures w14:val="none"/>
+        </w:rPr>
+        <w:t>"No</w:t>
+      </w:r>
+      <w:proofErr w:type="gramEnd"/>
+      <w:r>
+        <w:rPr>
+          <w:rFonts w:ascii="Segoe UI" w:eastAsia="Times New Roman" w:hAnsi="Segoe UI" w:cs="Segoe UI"/>
+          <w:kern w:val="0"/>
+          <w:sz w:val="20"/>
+          <w:szCs w:val="20"/>
+          <w:lang w:val="en-US" w:eastAsia="da-DK"/>
+          <w14:ligatures w14:val="none"/>
+        </w:rPr>
+        <w:t xml:space="preserve"> Managed Code".</w:t>
       </w:r>
     </w:p>
     <w:p>
@@ -510,6 +536,7 @@
         </w:rPr>
       </w:pPr>
       <w:proofErr w:type="spellStart"/>
+      <w:proofErr w:type="gramStart"/>
       <w:r>
         <w:rPr>
           <w:rFonts w:ascii="Segoe UI" w:eastAsia="Times New Roman" w:hAnsi="Segoe UI" w:cs="Segoe UI"/>
@@ -522,6 +549,7 @@
         <w:t>package.json</w:t>
       </w:r>
       <w:proofErr w:type="spellEnd"/>
+      <w:proofErr w:type="gramEnd"/>
       <w:r>
         <w:rPr>
           <w:rFonts w:ascii="Segoe UI" w:eastAsia="Times New Roman" w:hAnsi="Segoe UI" w:cs="Segoe UI"/>
@@ -853,6 +881,7 @@
         <w:t xml:space="preserve">We updated </w:t>
       </w:r>
       <w:proofErr w:type="spellStart"/>
+      <w:proofErr w:type="gramStart"/>
       <w:r>
         <w:rPr>
           <w:rFonts w:ascii="Segoe UI" w:eastAsia="Times New Roman" w:hAnsi="Segoe UI" w:cs="Segoe UI"/>
@@ -865,6 +894,7 @@
         <w:t>package.json</w:t>
       </w:r>
       <w:proofErr w:type="spellEnd"/>
+      <w:proofErr w:type="gramEnd"/>
       <w:r>
         <w:rPr>
           <w:rFonts w:ascii="Segoe UI" w:eastAsia="Times New Roman" w:hAnsi="Segoe UI" w:cs="Segoe UI"/>
@@ -1157,7 +1187,31 @@
           <w:lang w:val="en-US" w:eastAsia="da-DK"/>
           <w14:ligatures w14:val="none"/>
         </w:rPr>
-        <w:t>Run the following command to start both the frontend and backend concurrently:</w:t>
+        <w:t xml:space="preserve">Run the following command to start both the </w:t>
+      </w:r>
+      <w:proofErr w:type="gramStart"/>
+      <w:r>
+        <w:rPr>
+          <w:rFonts w:ascii="Segoe UI" w:eastAsia="Times New Roman" w:hAnsi="Segoe UI" w:cs="Segoe UI"/>
+          <w:kern w:val="0"/>
+          <w:sz w:val="20"/>
+          <w:szCs w:val="20"/>
+          <w:lang w:val="en-US" w:eastAsia="da-DK"/>
+          <w14:ligatures w14:val="none"/>
+        </w:rPr>
+        <w:t>frontend</w:t>
+      </w:r>
+      <w:proofErr w:type="gramEnd"/>
+      <w:r>
+        <w:rPr>
+          <w:rFonts w:ascii="Segoe UI" w:eastAsia="Times New Roman" w:hAnsi="Segoe UI" w:cs="Segoe UI"/>
+          <w:kern w:val="0"/>
+          <w:sz w:val="20"/>
+          <w:szCs w:val="20"/>
+          <w:lang w:val="en-US" w:eastAsia="da-DK"/>
+          <w14:ligatures w14:val="none"/>
+        </w:rPr>
+        <w:t xml:space="preserve"> and backend concurrently:</w:t>
       </w:r>
     </w:p>
     <w:p>
@@ -1330,7 +1384,18 @@
           <w:lang w:val="en-US" w:eastAsia="da-DK"/>
           <w14:ligatures w14:val="none"/>
         </w:rPr>
-        <w:t>Start the React development server for the frontend, typically on http://localhost:3000</w:t>
+        <w:t>Start the React development server for the frontend, typically on http://localhost:</w:t>
+      </w:r>
+      <w:r>
+        <w:rPr>
+          <w:rFonts w:ascii="Segoe UI" w:eastAsia="Times New Roman" w:hAnsi="Segoe UI" w:cs="Segoe UI"/>
+          <w:kern w:val="0"/>
+          <w:sz w:val="20"/>
+          <w:szCs w:val="20"/>
+          <w:lang w:val="en-US" w:eastAsia="da-DK"/>
+          <w14:ligatures w14:val="none"/>
+        </w:rPr>
+        <w:t>83</w:t>
       </w:r>
     </w:p>
     <w:p>
@@ -1358,7 +1423,18 @@
           <w:lang w:val="en-US" w:eastAsia="da-DK"/>
           <w14:ligatures w14:val="none"/>
         </w:rPr>
-        <w:t>Start the backend server, typically on http://localhost:3001</w:t>
+        <w:t>Start the backend server, typically on http://localhost:300</w:t>
+      </w:r>
+      <w:r>
+        <w:rPr>
+          <w:rFonts w:ascii="Segoe UI" w:eastAsia="Times New Roman" w:hAnsi="Segoe UI" w:cs="Segoe UI"/>
+          <w:kern w:val="0"/>
+          <w:sz w:val="20"/>
+          <w:szCs w:val="20"/>
+          <w:lang w:val="en-US" w:eastAsia="da-DK"/>
+          <w14:ligatures w14:val="none"/>
+        </w:rPr>
+        <w:t>2</w:t>
       </w:r>
     </w:p>
     <w:p>
@@ -1407,7 +1483,31 @@
           <w:lang w:val="en-US" w:eastAsia="da-DK"/>
           <w14:ligatures w14:val="none"/>
         </w:rPr>
-        <w:t>The frontend will automatically proxy API requests to the backend, so everything should work seamlessly.</w:t>
+        <w:t xml:space="preserve">The </w:t>
+      </w:r>
+      <w:proofErr w:type="gramStart"/>
+      <w:r>
+        <w:rPr>
+          <w:rFonts w:ascii="Segoe UI" w:eastAsia="Times New Roman" w:hAnsi="Segoe UI" w:cs="Segoe UI"/>
+          <w:kern w:val="0"/>
+          <w:sz w:val="20"/>
+          <w:szCs w:val="20"/>
+          <w:lang w:val="en-US" w:eastAsia="da-DK"/>
+          <w14:ligatures w14:val="none"/>
+        </w:rPr>
+        <w:t>frontend</w:t>
+      </w:r>
+      <w:proofErr w:type="gramEnd"/>
+      <w:r>
+        <w:rPr>
+          <w:rFonts w:ascii="Segoe UI" w:eastAsia="Times New Roman" w:hAnsi="Segoe UI" w:cs="Segoe UI"/>
+          <w:kern w:val="0"/>
+          <w:sz w:val="20"/>
+          <w:szCs w:val="20"/>
+          <w:lang w:val="en-US" w:eastAsia="da-DK"/>
+          <w14:ligatures w14:val="none"/>
+        </w:rPr>
+        <w:t xml:space="preserve"> will automatically proxy API requests to the backend, so everything should work seamlessly.</w:t>
       </w:r>
     </w:p>
     <w:p>
@@ -1431,7 +1531,31 @@
           <w:lang w:val="en-US" w:eastAsia="da-DK"/>
           <w14:ligatures w14:val="none"/>
         </w:rPr>
-        <w:t>If you need to run the frontend and backend separately:</w:t>
+        <w:t xml:space="preserve">If you need to run the </w:t>
+      </w:r>
+      <w:proofErr w:type="gramStart"/>
+      <w:r>
+        <w:rPr>
+          <w:rFonts w:ascii="Segoe UI" w:eastAsia="Times New Roman" w:hAnsi="Segoe UI" w:cs="Segoe UI"/>
+          <w:kern w:val="0"/>
+          <w:sz w:val="20"/>
+          <w:szCs w:val="20"/>
+          <w:lang w:val="en-US" w:eastAsia="da-DK"/>
+          <w14:ligatures w14:val="none"/>
+        </w:rPr>
+        <w:t>frontend</w:t>
+      </w:r>
+      <w:proofErr w:type="gramEnd"/>
+      <w:r>
+        <w:rPr>
+          <w:rFonts w:ascii="Segoe UI" w:eastAsia="Times New Roman" w:hAnsi="Segoe UI" w:cs="Segoe UI"/>
+          <w:kern w:val="0"/>
+          <w:sz w:val="20"/>
+          <w:szCs w:val="20"/>
+          <w:lang w:val="en-US" w:eastAsia="da-DK"/>
+          <w14:ligatures w14:val="none"/>
+        </w:rPr>
+        <w:t xml:space="preserve"> and backend separately:</w:t>
       </w:r>
     </w:p>
     <w:p>
@@ -1459,7 +1583,31 @@
           <w:lang w:val="en-US" w:eastAsia="da-DK"/>
           <w14:ligatures w14:val="none"/>
         </w:rPr>
-        <w:t>To run only the frontend:</w:t>
+        <w:t xml:space="preserve">To run only the </w:t>
+      </w:r>
+      <w:proofErr w:type="gramStart"/>
+      <w:r>
+        <w:rPr>
+          <w:rFonts w:ascii="Segoe UI" w:eastAsia="Times New Roman" w:hAnsi="Segoe UI" w:cs="Segoe UI"/>
+          <w:kern w:val="0"/>
+          <w:sz w:val="20"/>
+          <w:szCs w:val="20"/>
+          <w:lang w:val="en-US" w:eastAsia="da-DK"/>
+          <w14:ligatures w14:val="none"/>
+        </w:rPr>
+        <w:t>frontend</w:t>
+      </w:r>
+      <w:proofErr w:type="gramEnd"/>
+      <w:r>
+        <w:rPr>
+          <w:rFonts w:ascii="Segoe UI" w:eastAsia="Times New Roman" w:hAnsi="Segoe UI" w:cs="Segoe UI"/>
+          <w:kern w:val="0"/>
+          <w:sz w:val="20"/>
+          <w:szCs w:val="20"/>
+          <w:lang w:val="en-US" w:eastAsia="da-DK"/>
+          <w14:ligatures w14:val="none"/>
+        </w:rPr>
+        <w:t>:</w:t>
       </w:r>
     </w:p>
     <w:p>
@@ -1530,8 +1678,9 @@
           <w:lang w:val="en-US" w:eastAsia="da-DK"/>
           <w14:ligatures w14:val="none"/>
         </w:rPr>
-        <w:t xml:space="preserve"> (</w:t>
-      </w:r>
+        <w:t xml:space="preserve"> (E:\</w:t>
+      </w:r>
+      <w:proofErr w:type="spellStart"/>
       <w:r>
         <w:rPr>
           <w:rFonts w:ascii="Courier New" w:eastAsia="Times New Roman" w:hAnsi="Courier New" w:cs="Courier New"/>
@@ -1541,7 +1690,19 @@
           <w:lang w:val="en-US" w:eastAsia="da-DK"/>
           <w14:ligatures w14:val="none"/>
         </w:rPr>
-        <w:t>E:\</w:t>
+        <w:t>WorkNy</w:t>
+      </w:r>
+      <w:proofErr w:type="spellEnd"/>
+      <w:r>
+        <w:rPr>
+          <w:rFonts w:ascii="Courier New" w:eastAsia="Times New Roman" w:hAnsi="Courier New" w:cs="Courier New"/>
+          <w:kern w:val="0"/>
+          <w:sz w:val="20"/>
+          <w:szCs w:val="20"/>
+          <w:lang w:val="en-US" w:eastAsia="da-DK"/>
+          <w14:ligatures w14:val="none"/>
+        </w:rPr>
+        <w:t>\</w:t>
       </w:r>
       <w:proofErr w:type="spellStart"/>
       <w:r>
@@ -1553,7 +1714,7 @@
           <w:lang w:val="en-US" w:eastAsia="da-DK"/>
           <w14:ligatures w14:val="none"/>
         </w:rPr>
-        <w:t>WorkNy</w:t>
+        <w:t>AiTranskipering</w:t>
       </w:r>
       <w:proofErr w:type="spellEnd"/>
       <w:r>
@@ -1565,42 +1726,7 @@
           <w:lang w:val="en-US" w:eastAsia="da-DK"/>
           <w14:ligatures w14:val="none"/>
         </w:rPr>
-        <w:t>\</w:t>
-      </w:r>
-      <w:proofErr w:type="spellStart"/>
-      <w:r>
-        <w:rPr>
-          <w:rFonts w:ascii="Courier New" w:eastAsia="Times New Roman" w:hAnsi="Courier New" w:cs="Courier New"/>
-          <w:kern w:val="0"/>
-          <w:sz w:val="20"/>
-          <w:szCs w:val="20"/>
-          <w:lang w:val="en-US" w:eastAsia="da-DK"/>
-          <w14:ligatures w14:val="none"/>
-        </w:rPr>
-        <w:t>AiTranskipering</w:t>
-      </w:r>
-      <w:proofErr w:type="spellEnd"/>
-      <w:r>
-        <w:rPr>
-          <w:rFonts w:ascii="Courier New" w:eastAsia="Times New Roman" w:hAnsi="Courier New" w:cs="Courier New"/>
-          <w:kern w:val="0"/>
-          <w:sz w:val="20"/>
-          <w:szCs w:val="20"/>
-          <w:lang w:val="en-US" w:eastAsia="da-DK"/>
-          <w14:ligatures w14:val="none"/>
-        </w:rPr>
-        <w:t>\</w:t>
-      </w:r>
-      <w:r>
-        <w:rPr>
-          <w:rFonts w:ascii="Courier New" w:eastAsia="Times New Roman" w:hAnsi="Courier New" w:cs="Courier New"/>
-          <w:kern w:val="0"/>
-          <w:sz w:val="20"/>
-          <w:szCs w:val="20"/>
-          <w:lang w:val="en-US" w:eastAsia="da-DK"/>
-          <w14:ligatures w14:val="none"/>
-        </w:rPr>
-        <w:t>)</w:t>
+        <w:t>\)</w:t>
       </w:r>
     </w:p>
     <w:p>
@@ -1675,8 +1801,9 @@
           <w:lang w:val="en-US" w:eastAsia="da-DK"/>
           <w14:ligatures w14:val="none"/>
         </w:rPr>
-        <w:t>node server.js</w:t>
-      </w:r>
+        <w:t>node server.js (E:\</w:t>
+      </w:r>
+      <w:proofErr w:type="spellStart"/>
       <w:r>
         <w:rPr>
           <w:rFonts w:ascii="Courier New" w:eastAsia="Times New Roman" w:hAnsi="Courier New" w:cs="Courier New"/>
@@ -1686,8 +1813,9 @@
           <w:lang w:val="en-US" w:eastAsia="da-DK"/>
           <w14:ligatures w14:val="none"/>
         </w:rPr>
-        <w:t xml:space="preserve"> (</w:t>
-      </w:r>
+        <w:t>WorkNy</w:t>
+      </w:r>
+      <w:proofErr w:type="spellEnd"/>
       <w:r>
         <w:rPr>
           <w:rFonts w:ascii="Courier New" w:eastAsia="Times New Roman" w:hAnsi="Courier New" w:cs="Courier New"/>
@@ -1697,7 +1825,7 @@
           <w:lang w:val="en-US" w:eastAsia="da-DK"/>
           <w14:ligatures w14:val="none"/>
         </w:rPr>
-        <w:t>E:\</w:t>
+        <w:t>\</w:t>
       </w:r>
       <w:proofErr w:type="spellStart"/>
       <w:r>
@@ -1709,7 +1837,7 @@
           <w:lang w:val="en-US" w:eastAsia="da-DK"/>
           <w14:ligatures w14:val="none"/>
         </w:rPr>
-        <w:t>WorkNy</w:t>
+        <w:t>AiTranskipering</w:t>
       </w:r>
       <w:proofErr w:type="spellEnd"/>
       <w:r>
@@ -1721,42 +1849,7 @@
           <w:lang w:val="en-US" w:eastAsia="da-DK"/>
           <w14:ligatures w14:val="none"/>
         </w:rPr>
-        <w:t>\</w:t>
-      </w:r>
-      <w:proofErr w:type="spellStart"/>
-      <w:r>
-        <w:rPr>
-          <w:rFonts w:ascii="Courier New" w:eastAsia="Times New Roman" w:hAnsi="Courier New" w:cs="Courier New"/>
-          <w:kern w:val="0"/>
-          <w:sz w:val="20"/>
-          <w:szCs w:val="20"/>
-          <w:lang w:val="en-US" w:eastAsia="da-DK"/>
-          <w14:ligatures w14:val="none"/>
-        </w:rPr>
-        <w:t>AiTranskipering</w:t>
-      </w:r>
-      <w:proofErr w:type="spellEnd"/>
-      <w:r>
-        <w:rPr>
-          <w:rFonts w:ascii="Courier New" w:eastAsia="Times New Roman" w:hAnsi="Courier New" w:cs="Courier New"/>
-          <w:kern w:val="0"/>
-          <w:sz w:val="20"/>
-          <w:szCs w:val="20"/>
-          <w:lang w:val="en-US" w:eastAsia="da-DK"/>
-          <w14:ligatures w14:val="none"/>
-        </w:rPr>
-        <w:t>\backend</w:t>
-      </w:r>
-      <w:r>
-        <w:rPr>
-          <w:rFonts w:ascii="Courier New" w:eastAsia="Times New Roman" w:hAnsi="Courier New" w:cs="Courier New"/>
-          <w:kern w:val="0"/>
-          <w:sz w:val="20"/>
-          <w:szCs w:val="20"/>
-          <w:lang w:val="en-US" w:eastAsia="da-DK"/>
-          <w14:ligatures w14:val="none"/>
-        </w:rPr>
-        <w:t>)</w:t>
+        <w:t>\backend)</w:t>
       </w:r>
     </w:p>
     <w:p>
@@ -1801,7 +1894,7 @@
 </file>
 
 <file path=word/numbering.xml><?xml version="1.0" encoding="utf-8"?>
-<w:numbering xmlns:wpc="http://schemas.microsoft.com/office/word/2010/wordprocessingCanvas" xmlns:cx="http://schemas.microsoft.com/office/drawing/2014/chartex" xmlns:cx1="http://schemas.microsoft.com/office/drawing/2015/9/8/chartex" xmlns:cx2="http://schemas.microsoft.com/office/drawing/2015/10/21/chartex" xmlns:cx3="http://schemas.microsoft.com/office/drawing/2016/5/9/chartex" xmlns:cx4="http://schemas.microsoft.com/office/drawing/2016/5/10/chartex" xmlns:cx5="http://schemas.microsoft.com/office/drawing/2016/5/11/chartex" xmlns:cx6="http://schemas.microsoft.com/office/drawing/2016/5/12/chartex" xmlns:cx7="http://schemas.microsoft.com/office/drawing/2016/5/13/chartex" xmlns:cx8="http://schemas.microsoft.com/office/drawing/2016/5/14/chartex" xmlns:mc="http://schemas.openxmlformats.org/markup-compatibility/2006" xmlns:aink="http://schemas.microsoft.com/office/drawing/2016/ink" xmlns:am3d="http://schemas.microsoft.com/office/drawing/2017/model3d" xmlns:o="urn:schemas-microsoft-com:office:office" xmlns:oel="http://schemas.microsoft.com/office/2019/extlst" xmlns:r="http://schemas.openxmlformats.org/officeDocument/2006/relationships" xmlns:m="http://schemas.openxmlformats.org/officeDocument/2006/math" xmlns:v="urn:schemas-microsoft-com:vml" xmlns:wp14="http://schemas.microsoft.com/office/word/2010/wordprocessingDrawing" xmlns:wp="http://schemas.openxmlformats.org/drawingml/2006/wordprocessingDrawing" xmlns:w10="urn:schemas-microsoft-com:office:word" xmlns:w="http://schemas.openxmlformats.org/wordprocessingml/2006/main" xmlns:w14="http://schemas.microsoft.com/office/word/2010/wordml" xmlns:w15="http://schemas.microsoft.com/office/word/2012/wordml" xmlns:w16cex="http://schemas.microsoft.com/office/word/2018/wordml/cex" xmlns:w16cid="http://schemas.microsoft.com/office/word/2016/wordml/cid" xmlns:w16="http://schemas.microsoft.com/office/word/2018/wordml" xmlns:w16du="http://schemas.microsoft.com/office/word/2023/wordml/word16du" xmlns:w16sdtdh="http://schemas.microsoft.com/office/word/2020/wordml/sdtdatahash" xmlns:w16se="http://schemas.microsoft.com/office/word/2015/wordml/symex" xmlns:wpg="http://schemas.microsoft.com/office/word/2010/wordprocessingGroup" xmlns:wpi="http://schemas.microsoft.com/office/word/2010/wordprocessingInk" xmlns:wne="http://schemas.microsoft.com/office/word/2006/wordml" xmlns:wps="http://schemas.microsoft.com/office/word/2010/wordprocessingShape" mc:Ignorable="w14 w15 w16se w16cid w16 w16cex w16sdtdh w16du wp14">
+<w:numbering xmlns:wpc="http://schemas.microsoft.com/office/word/2010/wordprocessingCanvas" xmlns:cx="http://schemas.microsoft.com/office/drawing/2014/chartex" xmlns:cx1="http://schemas.microsoft.com/office/drawing/2015/9/8/chartex" xmlns:cx2="http://schemas.microsoft.com/office/drawing/2015/10/21/chartex" xmlns:cx3="http://schemas.microsoft.com/office/drawing/2016/5/9/chartex" xmlns:cx4="http://schemas.microsoft.com/office/drawing/2016/5/10/chartex" xmlns:cx5="http://schemas.microsoft.com/office/drawing/2016/5/11/chartex" xmlns:cx6="http://schemas.microsoft.com/office/drawing/2016/5/12/chartex" xmlns:cx7="http://schemas.microsoft.com/office/drawing/2016/5/13/chartex" xmlns:cx8="http://schemas.microsoft.com/office/drawing/2016/5/14/chartex" xmlns:mc="http://schemas.openxmlformats.org/markup-compatibility/2006" xmlns:aink="http://schemas.microsoft.com/office/drawing/2016/ink" xmlns:am3d="http://schemas.microsoft.com/office/drawing/2017/model3d" xmlns:o="urn:schemas-microsoft-com:office:office" xmlns:oel="http://schemas.microsoft.com/office/2019/extlst" xmlns:r="http://schemas.openxmlformats.org/officeDocument/2006/relationships" xmlns:m="http://schemas.openxmlformats.org/officeDocument/2006/math" xmlns:v="urn:schemas-microsoft-com:vml" xmlns:wp14="http://schemas.microsoft.com/office/word/2010/wordprocessingDrawing" xmlns:wp="http://schemas.openxmlformats.org/drawingml/2006/wordprocessingDrawing" xmlns:w10="urn:schemas-microsoft-com:office:word" xmlns:w="http://schemas.openxmlformats.org/wordprocessingml/2006/main" xmlns:w14="http://schemas.microsoft.com/office/word/2010/wordml" xmlns:w15="http://schemas.microsoft.com/office/word/2012/wordml" xmlns:w16cex="http://schemas.microsoft.com/office/word/2018/wordml/cex" xmlns:w16cid="http://schemas.microsoft.com/office/word/2016/wordml/cid" xmlns:w16="http://schemas.microsoft.com/office/word/2018/wordml" xmlns:w16du="http://schemas.microsoft.com/office/word/2023/wordml/word16du" xmlns:w16sdtdh="http://schemas.microsoft.com/office/word/2020/wordml/sdtdatahash" xmlns:w16sdtfl="http://schemas.microsoft.com/office/word/2024/wordml/sdtformatlock" xmlns:w16se="http://schemas.microsoft.com/office/word/2015/wordml/symex" xmlns:wpg="http://schemas.microsoft.com/office/word/2010/wordprocessingGroup" xmlns:wpi="http://schemas.microsoft.com/office/word/2010/wordprocessingInk" xmlns:wne="http://schemas.microsoft.com/office/word/2006/wordml" xmlns:wps="http://schemas.microsoft.com/office/word/2010/wordprocessingShape" mc:Ignorable="w14 w15 w16se w16cid w16 w16cex w16sdtdh w16sdtfl w16du wp14">
   <w:abstractNum w:abstractNumId="0" w15:restartNumberingAfterBreak="0">
     <w:nsid w:val="04485E3B"/>
     <w:multiLevelType w:val="multilevel"/>
@@ -2578,7 +2671,7 @@
 </file>
 
 <file path=word/styles.xml><?xml version="1.0" encoding="utf-8"?>
-<w:styles xmlns:mc="http://schemas.openxmlformats.org/markup-compatibility/2006" xmlns:r="http://schemas.openxmlformats.org/officeDocument/2006/relationships" xmlns:w="http://schemas.openxmlformats.org/wordprocessingml/2006/main" xmlns:w14="http://schemas.microsoft.com/office/word/2010/wordml" xmlns:w15="http://schemas.microsoft.com/office/word/2012/wordml" xmlns:w16cex="http://schemas.microsoft.com/office/word/2018/wordml/cex" xmlns:w16cid="http://schemas.microsoft.com/office/word/2016/wordml/cid" xmlns:w16="http://schemas.microsoft.com/office/word/2018/wordml" xmlns:w16du="http://schemas.microsoft.com/office/word/2023/wordml/word16du" xmlns:w16sdtdh="http://schemas.microsoft.com/office/word/2020/wordml/sdtdatahash" xmlns:w16se="http://schemas.microsoft.com/office/word/2015/wordml/symex" mc:Ignorable="w14 w15 w16se w16cid w16 w16cex w16sdtdh w16du">
+<w:styles xmlns:mc="http://schemas.openxmlformats.org/markup-compatibility/2006" xmlns:r="http://schemas.openxmlformats.org/officeDocument/2006/relationships" xmlns:w="http://schemas.openxmlformats.org/wordprocessingml/2006/main" xmlns:w14="http://schemas.microsoft.com/office/word/2010/wordml" xmlns:w15="http://schemas.microsoft.com/office/word/2012/wordml" xmlns:w16cex="http://schemas.microsoft.com/office/word/2018/wordml/cex" xmlns:w16cid="http://schemas.microsoft.com/office/word/2016/wordml/cid" xmlns:w16="http://schemas.microsoft.com/office/word/2018/wordml" xmlns:w16du="http://schemas.microsoft.com/office/word/2023/wordml/word16du" xmlns:w16sdtdh="http://schemas.microsoft.com/office/word/2020/wordml/sdtdatahash" xmlns:w16sdtfl="http://schemas.microsoft.com/office/word/2024/wordml/sdtformatlock" xmlns:w16se="http://schemas.microsoft.com/office/word/2015/wordml/symex" mc:Ignorable="w14 w15 w16se w16cid w16 w16cex w16sdtdh w16sdtfl w16du">
   <w:docDefaults>
     <w:rPrDefault>
       <w:rPr>
